--- a/docs/exports/USER_GUIDE.ko.docx
+++ b/docs/exports/USER_GUIDE.ko.docx
@@ -60,7 +60,7 @@
         </w:p>
       </w:sdtContent>
     </w:sdt>
-    <w:bookmarkStart w:id="64" w:name="aegis-atv--사용-설명서"/>
+    <w:bookmarkStart w:id="65" w:name="aegis-atv--사용-설명서"/>
     <w:p>
       <w:pPr>
         <w:pStyle w:val="Heading1"/>
@@ -1532,6 +1532,48 @@
               <w:rPr>
                 <w:rStyle w:val="VerbatimChar"/>
               </w:rPr>
+              <w:t xml:space="preserve">aegis doctor</w:t>
+            </w:r>
+          </w:p>
+        </w:tc>
+        <w:tc>
+          <w:tcPr/>
+          <w:p>
+            <w:pPr>
+              <w:pStyle w:val="Compact"/>
+            </w:pPr>
+            <w:r>
+              <w:rPr>
+                <w:b/>
+                <w:bCs/>
+              </w:rPr>
+              <w:t xml:space="preserve">Cost · Performance · Security 통합 markdown 리포트</w:t>
+            </w:r>
+          </w:p>
+        </w:tc>
+        <w:tc>
+          <w:tcPr/>
+          <w:p>
+            <w:pPr>
+              <w:pStyle w:val="Compact"/>
+            </w:pPr>
+            <w:r>
+              <w:t xml:space="preserve">주간 / 월간 종합</w:t>
+            </w:r>
+          </w:p>
+        </w:tc>
+      </w:tr>
+      <w:tr>
+        <w:tc>
+          <w:tcPr/>
+          <w:p>
+            <w:pPr>
+              <w:pStyle w:val="Compact"/>
+            </w:pPr>
+            <w:r>
+              <w:rPr>
+                <w:rStyle w:val="VerbatimChar"/>
+              </w:rPr>
               <w:t xml:space="preserve">aegis verify-audit</w:t>
             </w:r>
           </w:p>
@@ -2272,6 +2314,93 @@
       <w:pPr>
         <w:pStyle w:val="SourceCode"/>
       </w:pPr>
+      <w:r>
+        <w:rPr>
+          <w:rStyle w:val="ExtensionTok"/>
+        </w:rPr>
+        <w:t xml:space="preserve">aegis</w:t>
+      </w:r>
+      <w:r>
+        <w:rPr>
+          <w:rStyle w:val="NormalTok"/>
+        </w:rPr>
+        <w:t xml:space="preserve"> doctor                       </w:t>
+      </w:r>
+      <w:r>
+        <w:rPr>
+          <w:rStyle w:val="CommentTok"/>
+        </w:rPr>
+        <w:t xml:space="preserve"># Cost · Performance · Security 통합 리포트</w:t>
+      </w:r>
+      <w:r>
+        <w:br/>
+      </w:r>
+      <w:r>
+        <w:rPr>
+          <w:rStyle w:val="ExtensionTok"/>
+        </w:rPr>
+        <w:t xml:space="preserve">aegis</w:t>
+      </w:r>
+      <w:r>
+        <w:rPr>
+          <w:rStyle w:val="NormalTok"/>
+        </w:rPr>
+        <w:t xml:space="preserve"> doctor </w:t>
+      </w:r>
+      <w:r>
+        <w:rPr>
+          <w:rStyle w:val="AttributeTok"/>
+        </w:rPr>
+        <w:t xml:space="preserve">--since</w:t>
+      </w:r>
+      <w:r>
+        <w:rPr>
+          <w:rStyle w:val="NormalTok"/>
+        </w:rPr>
+        <w:t xml:space="preserve"> 24h           </w:t>
+      </w:r>
+      <w:r>
+        <w:rPr>
+          <w:rStyle w:val="CommentTok"/>
+        </w:rPr>
+        <w:t xml:space="preserve"># 윈도우 지정</w:t>
+      </w:r>
+      <w:r>
+        <w:br/>
+      </w:r>
+      <w:r>
+        <w:rPr>
+          <w:rStyle w:val="ExtensionTok"/>
+        </w:rPr>
+        <w:t xml:space="preserve">aegis</w:t>
+      </w:r>
+      <w:r>
+        <w:rPr>
+          <w:rStyle w:val="NormalTok"/>
+        </w:rPr>
+        <w:t xml:space="preserve"> doctor </w:t>
+      </w:r>
+      <w:r>
+        <w:rPr>
+          <w:rStyle w:val="AttributeTok"/>
+        </w:rPr>
+        <w:t xml:space="preserve">--out</w:t>
+      </w:r>
+      <w:r>
+        <w:rPr>
+          <w:rStyle w:val="NormalTok"/>
+        </w:rPr>
+        <w:t xml:space="preserve"> report.md       </w:t>
+      </w:r>
+      <w:r>
+        <w:rPr>
+          <w:rStyle w:val="CommentTok"/>
+        </w:rPr>
+        <w:t xml:space="preserve"># 마크다운 파일로 저장</w:t>
+      </w:r>
+      <w:r>
+        <w:br/>
+      </w:r>
       <w:r>
         <w:rPr>
           <w:rStyle w:val="ExtensionTok"/>
@@ -2846,7 +2975,705 @@
       </w:r>
     </w:p>
     <w:bookmarkEnd w:id="30"/>
-    <w:bookmarkStart w:id="33" w:name="X5a7fcb9793bf1cdc2f5b008874f7505a833c1ba"/>
+    <w:bookmarkStart w:id="31" w:name="Xfc9b53efad3d8e2d029ac23f9d6ac2d172928c7"/>
+    <w:p>
+      <w:pPr>
+        <w:pStyle w:val="Heading2"/>
+      </w:pPr>
+      <w:r>
+        <w:t xml:space="preserve">7-1. ContextMemory — 분석 fast-path (CXL/Computational SSD emulation)</w:t>
+      </w:r>
+    </w:p>
+    <w:p>
+      <w:pPr>
+        <w:pStyle w:val="FirstParagraph"/>
+      </w:pPr>
+      <w:r>
+        <w:t xml:space="preserve">PitchDeck 의</w:t>
+      </w:r>
+      <w:r>
+        <w:t xml:space="preserve"> </w:t>
+      </w:r>
+      <w:r>
+        <w:rPr>
+          <w:i/>
+          <w:iCs/>
+        </w:rPr>
+        <w:t xml:space="preserve">"HARDWARE NEXT — Near-storage / GPU-resident accelerator. Same ATV schema is the silicon spec"</w:t>
+      </w:r>
+      <w:r>
+        <w:t xml:space="preserve"> </w:t>
+      </w:r>
+      <w:r>
+        <w:t xml:space="preserve">에 매핑되는 software emulation 입니다.</w:t>
+      </w:r>
+    </w:p>
+    <w:p>
+      <w:pPr>
+        <w:pStyle w:val="SourceCode"/>
+      </w:pPr>
+      <w:r>
+        <w:rPr>
+          <w:rStyle w:val="VerbatimChar"/>
+        </w:rPr>
+        <w:t xml:space="preserve">~/.aegis/audit.jsonl         ← SHA3 + Ed25519 체인 (변조 증거)</w:t>
+      </w:r>
+      <w:r>
+        <w:br/>
+      </w:r>
+      <w:r>
+        <w:rPr>
+          <w:rStyle w:val="VerbatimChar"/>
+        </w:rPr>
+        <w:t xml:space="preserve">~/.aegis/context_memory.jsonl ← ATV 분석 fast-path (이번 추가)</w:t>
+      </w:r>
+    </w:p>
+    <w:p>
+      <w:pPr>
+        <w:pStyle w:val="FirstParagraph"/>
+      </w:pPr>
+      <w:r>
+        <w:t xml:space="preserve">ATV 가 생성될 때마다 (= 모든 tool call) Aegis 가 두 파일에 동시에 기록합니다:</w:t>
+      </w:r>
+    </w:p>
+    <w:p>
+      <w:pPr>
+        <w:pStyle w:val="Compact"/>
+        <w:numPr>
+          <w:ilvl w:val="0"/>
+          <w:numId w:val="1003"/>
+        </w:numPr>
+      </w:pPr>
+      <w:r>
+        <w:rPr>
+          <w:b/>
+          <w:bCs/>
+        </w:rPr>
+        <w:t xml:space="preserve">audit.jsonl</w:t>
+      </w:r>
+      <w:r>
+        <w:t xml:space="preserve"> </w:t>
+      </w:r>
+      <w:r>
+        <w:t xml:space="preserve">— 감사 체인 (보존). 변조 시</w:t>
+      </w:r>
+      <w:r>
+        <w:t xml:space="preserve"> </w:t>
+      </w:r>
+      <w:r>
+        <w:rPr>
+          <w:rStyle w:val="VerbatimChar"/>
+        </w:rPr>
+        <w:t xml:space="preserve">aegis verify-audit</w:t>
+      </w:r>
+      <w:r>
+        <w:t xml:space="preserve"> </w:t>
+      </w:r>
+      <w:r>
+        <w:t xml:space="preserve">가 즉시 fail.</w:t>
+      </w:r>
+    </w:p>
+    <w:p>
+      <w:pPr>
+        <w:pStyle w:val="Compact"/>
+        <w:numPr>
+          <w:ilvl w:val="0"/>
+          <w:numId w:val="1003"/>
+        </w:numPr>
+      </w:pPr>
+      <w:r>
+        <w:rPr>
+          <w:b/>
+          <w:bCs/>
+        </w:rPr>
+        <w:t xml:space="preserve">context_memory.jsonl</w:t>
+      </w:r>
+      <w:r>
+        <w:t xml:space="preserve"> </w:t>
+      </w:r>
+      <w:r>
+        <w:t xml:space="preserve">— 분석 store. 같은 정보를</w:t>
+      </w:r>
+      <w:r>
+        <w:t xml:space="preserve"> </w:t>
+      </w:r>
+      <w:r>
+        <w:rPr>
+          <w:i/>
+          <w:iCs/>
+        </w:rPr>
+        <w:t xml:space="preserve">denormalized 분석 친화 형태</w:t>
+      </w:r>
+      <w:r>
+        <w:t xml:space="preserve">로. 미래에는 이 파일이 CXL SSD / Computational SSD 의 near-storage compute 입력이 됨 (그래서 schema 가 silicon-ready).</w:t>
+      </w:r>
+    </w:p>
+    <w:p>
+      <w:pPr>
+        <w:pStyle w:val="FirstParagraph"/>
+      </w:pPr>
+      <w:r>
+        <w:rPr>
+          <w:rStyle w:val="VerbatimChar"/>
+          <w:b/>
+          <w:bCs/>
+        </w:rPr>
+        <w:t xml:space="preserve">aegis doctor</w:t>
+      </w:r>
+      <w:r>
+        <w:t xml:space="preserve"> </w:t>
+      </w:r>
+      <w:r>
+        <w:t xml:space="preserve">가 이 store 를 읽어</w:t>
+      </w:r>
+      <w:r>
+        <w:t xml:space="preserve"> </w:t>
+      </w:r>
+      <w:r>
+        <w:rPr>
+          <w:b/>
+          <w:bCs/>
+        </w:rPr>
+        <w:t xml:space="preserve">markdown 리포트</w:t>
+      </w:r>
+      <w:r>
+        <w:t xml:space="preserve">를 만듭니다 (</w:t>
+      </w:r>
+      <w:r>
+        <w:rPr>
+          <w:rStyle w:val="VerbatimChar"/>
+        </w:rPr>
+        <w:t xml:space="preserve">💰 Cost · ⚡ Performance · 🛡️ Security</w:t>
+      </w:r>
+      <w:r>
+        <w:t xml:space="preserve"> </w:t>
+      </w:r>
+      <w:r>
+        <w:t xml:space="preserve">3 축 + 각 축의 heuristic 권고):</w:t>
+      </w:r>
+    </w:p>
+    <w:p>
+      <w:pPr>
+        <w:pStyle w:val="SourceCode"/>
+      </w:pPr>
+      <w:r>
+        <w:rPr>
+          <w:rStyle w:val="ExtensionTok"/>
+        </w:rPr>
+        <w:t xml:space="preserve">aegis</w:t>
+      </w:r>
+      <w:r>
+        <w:rPr>
+          <w:rStyle w:val="NormalTok"/>
+        </w:rPr>
+        <w:t xml:space="preserve"> doctor                       </w:t>
+      </w:r>
+      <w:r>
+        <w:rPr>
+          <w:rStyle w:val="CommentTok"/>
+        </w:rPr>
+        <w:t xml:space="preserve"># 최근 7일 (기본) → stdout</w:t>
+      </w:r>
+      <w:r>
+        <w:br/>
+      </w:r>
+      <w:r>
+        <w:rPr>
+          <w:rStyle w:val="ExtensionTok"/>
+        </w:rPr>
+        <w:t xml:space="preserve">aegis</w:t>
+      </w:r>
+      <w:r>
+        <w:rPr>
+          <w:rStyle w:val="NormalTok"/>
+        </w:rPr>
+        <w:t xml:space="preserve"> doctor </w:t>
+      </w:r>
+      <w:r>
+        <w:rPr>
+          <w:rStyle w:val="AttributeTok"/>
+        </w:rPr>
+        <w:t xml:space="preserve">--since</w:t>
+      </w:r>
+      <w:r>
+        <w:rPr>
+          <w:rStyle w:val="NormalTok"/>
+        </w:rPr>
+        <w:t xml:space="preserve"> 24h           </w:t>
+      </w:r>
+      <w:r>
+        <w:rPr>
+          <w:rStyle w:val="CommentTok"/>
+        </w:rPr>
+        <w:t xml:space="preserve"># 윈도우 지정</w:t>
+      </w:r>
+      <w:r>
+        <w:br/>
+      </w:r>
+      <w:r>
+        <w:rPr>
+          <w:rStyle w:val="ExtensionTok"/>
+        </w:rPr>
+        <w:t xml:space="preserve">aegis</w:t>
+      </w:r>
+      <w:r>
+        <w:rPr>
+          <w:rStyle w:val="NormalTok"/>
+        </w:rPr>
+        <w:t xml:space="preserve"> doctor </w:t>
+      </w:r>
+      <w:r>
+        <w:rPr>
+          <w:rStyle w:val="AttributeTok"/>
+        </w:rPr>
+        <w:t xml:space="preserve">--out</w:t>
+      </w:r>
+      <w:r>
+        <w:rPr>
+          <w:rStyle w:val="NormalTok"/>
+        </w:rPr>
+        <w:t xml:space="preserve"> report.md       </w:t>
+      </w:r>
+      <w:r>
+        <w:rPr>
+          <w:rStyle w:val="CommentTok"/>
+        </w:rPr>
+        <w:t xml:space="preserve"># 파일 저장</w:t>
+      </w:r>
+      <w:r>
+        <w:br/>
+      </w:r>
+      <w:r>
+        <w:rPr>
+          <w:rStyle w:val="ExtensionTok"/>
+        </w:rPr>
+        <w:t xml:space="preserve">aegis</w:t>
+      </w:r>
+      <w:r>
+        <w:rPr>
+          <w:rStyle w:val="NormalTok"/>
+        </w:rPr>
+        <w:t xml:space="preserve"> doctor </w:t>
+      </w:r>
+      <w:r>
+        <w:rPr>
+          <w:rStyle w:val="AttributeTok"/>
+        </w:rPr>
+        <w:t xml:space="preserve">--context-memory</w:t>
+      </w:r>
+      <w:r>
+        <w:rPr>
+          <w:rStyle w:val="NormalTok"/>
+        </w:rPr>
+        <w:t xml:space="preserve"> /path/to/cm.jsonl   </w:t>
+      </w:r>
+      <w:r>
+        <w:rPr>
+          <w:rStyle w:val="CommentTok"/>
+        </w:rPr>
+        <w:t xml:space="preserve"># 경로 override</w:t>
+      </w:r>
+    </w:p>
+    <w:p>
+      <w:pPr>
+        <w:pStyle w:val="FirstParagraph"/>
+      </w:pPr>
+      <w:r>
+        <w:t xml:space="preserve">리포트 샘플 발췌:</w:t>
+      </w:r>
+    </w:p>
+    <w:p>
+      <w:pPr>
+        <w:pStyle w:val="SourceCode"/>
+      </w:pPr>
+      <w:r>
+        <w:rPr>
+          <w:rStyle w:val="FunctionTok"/>
+        </w:rPr>
+        <w:t xml:space="preserve"># Aegis Doctor Report</w:t>
+      </w:r>
+      <w:r>
+        <w:br/>
+      </w:r>
+      <w:r>
+        <w:br/>
+      </w:r>
+      <w:r>
+        <w:rPr>
+          <w:rStyle w:val="NormalTok"/>
+        </w:rPr>
+        <w:t xml:space="preserve">**기간**: 최근 7.0 일</w:t>
+      </w:r>
+      <w:r>
+        <w:br/>
+      </w:r>
+      <w:r>
+        <w:br/>
+      </w:r>
+      <w:r>
+        <w:rPr>
+          <w:rStyle w:val="FunctionTok"/>
+        </w:rPr>
+        <w:t xml:space="preserve">## 📊 요약</w:t>
+      </w:r>
+      <w:r>
+        <w:br/>
+      </w:r>
+      <w:r>
+        <w:rPr>
+          <w:rStyle w:val="SpecialStringTok"/>
+        </w:rPr>
+        <w:t xml:space="preserve">- </w:t>
+      </w:r>
+      <w:r>
+        <w:rPr>
+          <w:rStyle w:val="NormalTok"/>
+        </w:rPr>
+        <w:t xml:space="preserve">총 ATV: 1,243</w:t>
+      </w:r>
+      <w:r>
+        <w:br/>
+      </w:r>
+      <w:r>
+        <w:rPr>
+          <w:rStyle w:val="SpecialStringTok"/>
+        </w:rPr>
+        <w:t xml:space="preserve">- </w:t>
+      </w:r>
+      <w:r>
+        <w:rPr>
+          <w:rStyle w:val="NormalTok"/>
+        </w:rPr>
+        <w:t xml:space="preserve">Decision 분포: ALLOW 96.4% · REQUIRE_APPROVAL 3.1% · BLOCK 0.5%</w:t>
+      </w:r>
+      <w:r>
+        <w:br/>
+      </w:r>
+      <w:r>
+        <w:br/>
+      </w:r>
+      <w:r>
+        <w:rPr>
+          <w:rStyle w:val="FunctionTok"/>
+        </w:rPr>
+        <w:t xml:space="preserve">## 💰 Cost</w:t>
+      </w:r>
+      <w:r>
+        <w:br/>
+      </w:r>
+      <w:r>
+        <w:rPr>
+          <w:rStyle w:val="SpecialStringTok"/>
+        </w:rPr>
+        <w:t xml:space="preserve">- </w:t>
+      </w:r>
+      <w:r>
+        <w:rPr>
+          <w:rStyle w:val="NormalTok"/>
+        </w:rPr>
+        <w:t xml:space="preserve">총 비용: $4.18</w:t>
+      </w:r>
+      <w:r>
+        <w:br/>
+      </w:r>
+      <w:r>
+        <w:rPr>
+          <w:rStyle w:val="SpecialStringTok"/>
+        </w:rPr>
+        <w:t xml:space="preserve">- </w:t>
+      </w:r>
+      <w:r>
+        <w:rPr>
+          <w:rStyle w:val="NormalTok"/>
+        </w:rPr>
+        <w:t xml:space="preserve">Provider 별 (비용 desc):</w:t>
+      </w:r>
+      <w:r>
+        <w:br/>
+      </w:r>
+      <w:r>
+        <w:rPr>
+          <w:rStyle w:val="NormalTok"/>
+        </w:rPr>
+        <w:t xml:space="preserve">  | Provider | 호출 수 | 총 비용 |</w:t>
+      </w:r>
+      <w:r>
+        <w:br/>
+      </w:r>
+      <w:r>
+        <w:rPr>
+          <w:rStyle w:val="NormalTok"/>
+        </w:rPr>
+        <w:t xml:space="preserve">  |---|---:|---:|</w:t>
+      </w:r>
+      <w:r>
+        <w:br/>
+      </w:r>
+      <w:r>
+        <w:rPr>
+          <w:rStyle w:val="NormalTok"/>
+        </w:rPr>
+        <w:t xml:space="preserve">  | </w:t>
+      </w:r>
+      <w:r>
+        <w:rPr>
+          <w:rStyle w:val="InformationTok"/>
+        </w:rPr>
+        <w:t xml:space="preserve">`openrouter:anthropic-claude-sonnet-4`</w:t>
+      </w:r>
+      <w:r>
+        <w:rPr>
+          <w:rStyle w:val="NormalTok"/>
+        </w:rPr>
+        <w:t xml:space="preserve"> | 842 | $3.92 |</w:t>
+      </w:r>
+      <w:r>
+        <w:br/>
+      </w:r>
+      <w:r>
+        <w:rPr>
+          <w:rStyle w:val="NormalTok"/>
+        </w:rPr>
+        <w:t xml:space="preserve">  | </w:t>
+      </w:r>
+      <w:r>
+        <w:rPr>
+          <w:rStyle w:val="InformationTok"/>
+        </w:rPr>
+        <w:t xml:space="preserve">`openrouter:openai-gpt-4o-mini`</w:t>
+      </w:r>
+      <w:r>
+        <w:rPr>
+          <w:rStyle w:val="NormalTok"/>
+        </w:rPr>
+        <w:t xml:space="preserve">        | 401 | $0.26 |</w:t>
+      </w:r>
+      <w:r>
+        <w:br/>
+      </w:r>
+      <w:r>
+        <w:br/>
+      </w:r>
+      <w:r>
+        <w:rPr>
+          <w:rStyle w:val="FunctionTok"/>
+        </w:rPr>
+        <w:t xml:space="preserve">### 권고</w:t>
+      </w:r>
+      <w:r>
+        <w:br/>
+      </w:r>
+      <w:r>
+        <w:rPr>
+          <w:rStyle w:val="SpecialStringTok"/>
+        </w:rPr>
+        <w:t xml:space="preserve">- </w:t>
+      </w:r>
+      <w:r>
+        <w:rPr>
+          <w:rStyle w:val="NormalTok"/>
+        </w:rPr>
+        <w:t xml:space="preserve">🔴 **anthropic-claude-sonnet-4 가 비용의 94% 차지** → </w:t>
+      </w:r>
+      <w:r>
+        <w:rPr>
+          <w:rStyle w:val="InformationTok"/>
+        </w:rPr>
+        <w:t xml:space="preserve">`aegis report --by-provider`</w:t>
+      </w:r>
+      <w:r>
+        <w:rPr>
+          <w:rStyle w:val="NormalTok"/>
+        </w:rPr>
+        <w:t xml:space="preserve"> 로 상세 확인 후 저비용 provider 라우팅 검토</w:t>
+      </w:r>
+      <w:r>
+        <w:br/>
+      </w:r>
+      <w:r>
+        <w:br/>
+      </w:r>
+      <w:r>
+        <w:rPr>
+          <w:rStyle w:val="FunctionTok"/>
+        </w:rPr>
+        <w:t xml:space="preserve">## ⚡ Performance</w:t>
+      </w:r>
+      <w:r>
+        <w:br/>
+      </w:r>
+      <w:r>
+        <w:rPr>
+          <w:rStyle w:val="SpecialStringTok"/>
+        </w:rPr>
+        <w:t xml:space="preserve">- </w:t>
+      </w:r>
+      <w:r>
+        <w:rPr>
+          <w:rStyle w:val="NormalTok"/>
+        </w:rPr>
+        <w:t xml:space="preserve">p50 4.2 ms · p95 47 ms · p99 134 ms · max 312 ms</w:t>
+      </w:r>
+      <w:r>
+        <w:br/>
+      </w:r>
+      <w:r>
+        <w:br/>
+      </w:r>
+      <w:r>
+        <w:rPr>
+          <w:rStyle w:val="FunctionTok"/>
+        </w:rPr>
+        <w:t xml:space="preserve">### 권고</w:t>
+      </w:r>
+      <w:r>
+        <w:br/>
+      </w:r>
+      <w:r>
+        <w:rPr>
+          <w:rStyle w:val="SpecialStringTok"/>
+        </w:rPr>
+        <w:t xml:space="preserve">- </w:t>
+      </w:r>
+      <w:r>
+        <w:rPr>
+          <w:rStyle w:val="NormalTok"/>
+        </w:rPr>
+        <w:t xml:space="preserve">🟢 **p95 47 ms — PitchDeck 의 &lt; 50 ms 약속 충족 ✓**</w:t>
+      </w:r>
+      <w:r>
+        <w:br/>
+      </w:r>
+      <w:r>
+        <w:br/>
+      </w:r>
+      <w:r>
+        <w:rPr>
+          <w:rStyle w:val="FunctionTok"/>
+        </w:rPr>
+        <w:t xml:space="preserve">## 🛡️ Security</w:t>
+      </w:r>
+      <w:r>
+        <w:br/>
+      </w:r>
+      <w:r>
+        <w:rPr>
+          <w:rStyle w:val="SpecialStringTok"/>
+        </w:rPr>
+        <w:t xml:space="preserve">- </w:t>
+      </w:r>
+      <w:r>
+        <w:rPr>
+          <w:rStyle w:val="NormalTok"/>
+        </w:rPr>
+        <w:t xml:space="preserve">BLOCK rate 0.50% (baseline 0.3-1.0% 안)</w:t>
+      </w:r>
+      <w:r>
+        <w:br/>
+      </w:r>
+      <w:r>
+        <w:rPr>
+          <w:rStyle w:val="SpecialStringTok"/>
+        </w:rPr>
+        <w:t xml:space="preserve">- </w:t>
+      </w:r>
+      <w:r>
+        <w:rPr>
+          <w:rStyle w:val="NormalTok"/>
+        </w:rPr>
+        <w:t xml:space="preserve">step310 (destructive bash) 가 BLOCK 의 57% 차지</w:t>
+      </w:r>
+      <w:r>
+        <w:br/>
+      </w:r>
+      <w:r>
+        <w:br/>
+      </w:r>
+      <w:r>
+        <w:rPr>
+          <w:rStyle w:val="FunctionTok"/>
+        </w:rPr>
+        <w:t xml:space="preserve">### 권고</w:t>
+      </w:r>
+      <w:r>
+        <w:br/>
+      </w:r>
+      <w:r>
+        <w:rPr>
+          <w:rStyle w:val="SpecialStringTok"/>
+        </w:rPr>
+        <w:t xml:space="preserve">- </w:t>
+      </w:r>
+      <w:r>
+        <w:rPr>
+          <w:rStyle w:val="NormalTok"/>
+        </w:rPr>
+        <w:t xml:space="preserve">🟡 **step310 가 BLOCK 의 57%** → policies/safe_actions.json 검토</w:t>
+      </w:r>
+    </w:p>
+    <w:p>
+      <w:pPr>
+        <w:pStyle w:val="FirstParagraph"/>
+      </w:pPr>
+      <w:r>
+        <w:t xml:space="preserve">ContextMemory 의 store path / schema 는</w:t>
+      </w:r>
+      <w:r>
+        <w:t xml:space="preserve"> </w:t>
+      </w:r>
+      <w:r>
+        <w:rPr>
+          <w:rStyle w:val="VerbatimChar"/>
+        </w:rPr>
+        <w:t xml:space="preserve">AEGIS_CONTEXT_MEMORY_PATH</w:t>
+      </w:r>
+      <w:r>
+        <w:t xml:space="preserve"> </w:t>
+      </w:r>
+      <w:r>
+        <w:t xml:space="preserve">환경 변수로 override 가능. Solo Free 기본 동작이라</w:t>
+      </w:r>
+      <w:r>
+        <w:t xml:space="preserve"> </w:t>
+      </w:r>
+      <w:r>
+        <w:rPr>
+          <w:b/>
+          <w:bCs/>
+        </w:rPr>
+        <w:t xml:space="preserve">별도 설정 없이 자동으로 채워집니다</w:t>
+      </w:r>
+      <w:r>
+        <w:t xml:space="preserve"> </w:t>
+      </w:r>
+      <w:r>
+        <w:t xml:space="preserve">— Aegis 가 한 번이라도 작동한 후</w:t>
+      </w:r>
+      <w:r>
+        <w:t xml:space="preserve"> </w:t>
+      </w:r>
+      <w:r>
+        <w:rPr>
+          <w:rStyle w:val="VerbatimChar"/>
+        </w:rPr>
+        <w:t xml:space="preserve">aegis doctor</w:t>
+      </w:r>
+      <w:r>
+        <w:t xml:space="preserve"> </w:t>
+      </w:r>
+      <w:r>
+        <w:t xml:space="preserve">만 치면 첫 리포트 출력.</w:t>
+      </w:r>
+    </w:p>
+    <w:p>
+      <w:r>
+        <w:pict>
+          <v:rect style="width:0;height:1.5pt" o:hralign="center" o:hrstd="t" o:hr="t"/>
+        </w:pict>
+      </w:r>
+    </w:p>
+    <w:bookmarkEnd w:id="31"/>
+    <w:bookmarkStart w:id="34" w:name="X5a7fcb9793bf1cdc2f5b008874f7505a833c1ba"/>
     <w:p>
       <w:pPr>
         <w:pStyle w:val="Heading2"/>
@@ -3554,7 +4381,7 @@
       <w:r>
         <w:t xml:space="preserve"> </w:t>
       </w:r>
-      <w:hyperlink r:id="rId31">
+      <w:hyperlink r:id="rId32">
         <w:r>
           <w:rPr>
             <w:rStyle w:val="VerbatimChar"/>
@@ -3571,7 +4398,7 @@
       <w:r>
         <w:t xml:space="preserve"> </w:t>
       </w:r>
-      <w:hyperlink r:id="rId32">
+      <w:hyperlink r:id="rId33">
         <w:r>
           <w:rPr>
             <w:rStyle w:val="VerbatimChar"/>
@@ -3587,8 +4414,8 @@
         </w:pict>
       </w:r>
     </w:p>
-    <w:bookmarkEnd w:id="33"/>
-    <w:bookmarkStart w:id="41" w:name="Xf5cd8e02dd0f8a40ffe0aad4c5452608027e977"/>
+    <w:bookmarkEnd w:id="34"/>
+    <w:bookmarkStart w:id="42" w:name="Xf5cd8e02dd0f8a40ffe0aad4c5452608027e977"/>
     <w:p>
       <w:pPr>
         <w:pStyle w:val="Heading2"/>
@@ -3597,7 +4424,7 @@
         <w:t xml:space="preserve">9. 통합 시나리오 — "어떤 도구 / 환경에서 쓰나"</w:t>
       </w:r>
     </w:p>
-    <w:bookmarkStart w:id="34" w:name="claude-code-사용자-가장-흔함"/>
+    <w:bookmarkStart w:id="35" w:name="claude-code-사용자-가장-흔함"/>
     <w:p>
       <w:pPr>
         <w:pStyle w:val="Heading3"/>
@@ -3664,8 +4491,8 @@
         <w:t xml:space="preserve">이후 Claude Code 가 만드는 모든 tool call (Bash / Edit / Read / MCP / …) 이 Aegis 를 거칩니다. 사용자 추가 작업 없음.</w:t>
       </w:r>
     </w:p>
-    <w:bookmarkEnd w:id="34"/>
-    <w:bookmarkStart w:id="36" w:name="X7a09e00dd257b8573d50ffcdb642b469821f846"/>
+    <w:bookmarkEnd w:id="35"/>
+    <w:bookmarkStart w:id="37" w:name="X7a09e00dd257b8573d50ffcdb642b469821f846"/>
     <w:p>
       <w:pPr>
         <w:pStyle w:val="Heading3"/>
@@ -3800,7 +4627,7 @@
       <w:r>
         <w:t xml:space="preserve"> </w:t>
       </w:r>
-      <w:hyperlink r:id="rId35">
+      <w:hyperlink r:id="rId36">
         <w:r>
           <w:rPr>
             <w:rStyle w:val="VerbatimChar"/>
@@ -3809,8 +4636,8 @@
         </w:r>
       </w:hyperlink>
     </w:p>
-    <w:bookmarkEnd w:id="36"/>
-    <w:bookmarkStart w:id="38" w:name="openrouter-사용자-300-models-60-providers"/>
+    <w:bookmarkEnd w:id="37"/>
+    <w:bookmarkStart w:id="39" w:name="openrouter-사용자-300-models-60-providers"/>
     <w:p>
       <w:pPr>
         <w:pStyle w:val="Heading3"/>
@@ -4031,7 +4858,7 @@
       <w:r>
         <w:t xml:space="preserve"> </w:t>
       </w:r>
-      <w:hyperlink r:id="rId37">
+      <w:hyperlink r:id="rId38">
         <w:r>
           <w:rPr>
             <w:rStyle w:val="VerbatimChar"/>
@@ -4040,8 +4867,8 @@
         </w:r>
       </w:hyperlink>
     </w:p>
-    <w:bookmarkEnd w:id="38"/>
-    <w:bookmarkStart w:id="40" w:name="hermes-사용자-self-improving-agent"/>
+    <w:bookmarkEnd w:id="39"/>
+    <w:bookmarkStart w:id="41" w:name="hermes-사용자-self-improving-agent"/>
     <w:p>
       <w:pPr>
         <w:pStyle w:val="Heading3"/>
@@ -4102,7 +4929,7 @@
       <w:r>
         <w:t xml:space="preserve"> </w:t>
       </w:r>
-      <w:hyperlink r:id="rId39">
+      <w:hyperlink r:id="rId40">
         <w:r>
           <w:rPr>
             <w:rStyle w:val="VerbatimChar"/>
@@ -4118,9 +4945,9 @@
         </w:pict>
       </w:r>
     </w:p>
-    <w:bookmarkEnd w:id="40"/>
     <w:bookmarkEnd w:id="41"/>
-    <w:bookmarkStart w:id="49" w:name="X1f19aafae102fa5e4225396d1ac8d8e3a6820ff"/>
+    <w:bookmarkEnd w:id="42"/>
+    <w:bookmarkStart w:id="50" w:name="X1f19aafae102fa5e4225396d1ac8d8e3a6820ff"/>
     <w:p>
       <w:pPr>
         <w:pStyle w:val="Heading2"/>
@@ -4129,7 +4956,7 @@
         <w:t xml:space="preserve">10. 자주 묻는 질문</w:t>
       </w:r>
     </w:p>
-    <w:bookmarkStart w:id="42" w:name="q1-내-데이터가-외부로-나가나요"/>
+    <w:bookmarkStart w:id="43" w:name="q1-내-데이터가-외부로-나가나요"/>
     <w:p>
       <w:pPr>
         <w:pStyle w:val="Heading3"/>
@@ -4295,8 +5122,8 @@
         <w:t xml:space="preserve">.</w:t>
       </w:r>
     </w:p>
-    <w:bookmarkEnd w:id="42"/>
-    <w:bookmarkStart w:id="43" w:name="q2-너무-느리지-않을까요"/>
+    <w:bookmarkEnd w:id="43"/>
+    <w:bookmarkStart w:id="44" w:name="q2-너무-느리지-않을까요"/>
     <w:p>
       <w:pPr>
         <w:pStyle w:val="Heading3"/>
@@ -4341,8 +5168,8 @@
         <w:t xml:space="preserve">와 매칭.</w:t>
       </w:r>
     </w:p>
-    <w:bookmarkEnd w:id="43"/>
-    <w:bookmarkStart w:id="44" w:name="Xe2b33c4193e694c47477a462d7a884e260263ed"/>
+    <w:bookmarkEnd w:id="44"/>
+    <w:bookmarkStart w:id="45" w:name="Xe2b33c4193e694c47477a462d7a884e260263ed"/>
     <w:p>
       <w:pPr>
         <w:pStyle w:val="Heading3"/>
@@ -4407,8 +5234,8 @@
         <w:t xml:space="preserve">포지셔닝 — 모델이 의도하지 않은 위험 실행을 잡습니다 (예: 정상 prompt 이지만 컨텍스트 손상으로 destructive args 생성).</w:t>
       </w:r>
     </w:p>
-    <w:bookmarkEnd w:id="44"/>
-    <w:bookmarkStart w:id="45" w:name="q4-라이선스가-만료되면"/>
+    <w:bookmarkEnd w:id="45"/>
+    <w:bookmarkStart w:id="46" w:name="q4-라이선스가-만료되면"/>
     <w:p>
       <w:pPr>
         <w:pStyle w:val="Heading3"/>
@@ -4438,8 +5265,8 @@
         <w:t xml:space="preserve">. 기존 audit log 도 영원히 본인 소유 — 외부에 송신 안 됨.</w:t>
       </w:r>
     </w:p>
-    <w:bookmarkEnd w:id="45"/>
-    <w:bookmarkStart w:id="46" w:name="q5-기존-openai--anthropic--vllm-환경과-충돌하나요"/>
+    <w:bookmarkEnd w:id="46"/>
+    <w:bookmarkStart w:id="47" w:name="q5-기존-openai--anthropic--vllm-환경과-충돌하나요"/>
     <w:p>
       <w:pPr>
         <w:pStyle w:val="Heading3"/>
@@ -4503,8 +5330,8 @@
         <w:t xml:space="preserve">정량 비교 가능.</w:t>
       </w:r>
     </w:p>
-    <w:bookmarkEnd w:id="46"/>
-    <w:bookmarkStart w:id="47" w:name="q6-감사-로그가-진짜-위조-불가능한가요"/>
+    <w:bookmarkEnd w:id="47"/>
+    <w:bookmarkStart w:id="48" w:name="q6-감사-로그가-진짜-위조-불가능한가요"/>
     <w:p>
       <w:pPr>
         <w:pStyle w:val="Heading3"/>
@@ -4526,7 +5353,7 @@
         <w:pStyle w:val="Compact"/>
         <w:numPr>
           <w:ilvl w:val="0"/>
-          <w:numId w:val="1003"/>
+          <w:numId w:val="1004"/>
         </w:numPr>
       </w:pPr>
       <w:r>
@@ -4538,7 +5365,7 @@
         <w:pStyle w:val="Compact"/>
         <w:numPr>
           <w:ilvl w:val="0"/>
-          <w:numId w:val="1003"/>
+          <w:numId w:val="1004"/>
         </w:numPr>
       </w:pPr>
       <w:r>
@@ -4550,7 +5377,7 @@
         <w:pStyle w:val="Compact"/>
         <w:numPr>
           <w:ilvl w:val="0"/>
-          <w:numId w:val="1003"/>
+          <w:numId w:val="1004"/>
         </w:numPr>
       </w:pPr>
       <w:r>
@@ -4605,8 +5432,8 @@
         <w:t xml:space="preserve">요건 충족.</w:t>
       </w:r>
     </w:p>
-    <w:bookmarkEnd w:id="47"/>
-    <w:bookmarkStart w:id="48" w:name="q7-open-source-인가요"/>
+    <w:bookmarkEnd w:id="48"/>
+    <w:bookmarkStart w:id="49" w:name="q7-open-source-인가요"/>
     <w:p>
       <w:pPr>
         <w:pStyle w:val="Heading3"/>
@@ -4656,9 +5483,9 @@
         </w:pict>
       </w:r>
     </w:p>
-    <w:bookmarkEnd w:id="48"/>
     <w:bookmarkEnd w:id="49"/>
-    <w:bookmarkStart w:id="50" w:name="Xffa692696dfb3762504b0de08643cac0591f994"/>
+    <w:bookmarkEnd w:id="50"/>
+    <w:bookmarkStart w:id="51" w:name="Xffa692696dfb3762504b0de08643cac0591f994"/>
     <w:p>
       <w:pPr>
         <w:pStyle w:val="Heading2"/>
@@ -5068,8 +5895,8 @@
         </w:pict>
       </w:r>
     </w:p>
-    <w:bookmarkEnd w:id="50"/>
-    <w:bookmarkStart w:id="61" w:name="X088209a41b754ff9d5ec037fe2fa0f07daeb204"/>
+    <w:bookmarkEnd w:id="51"/>
+    <w:bookmarkStart w:id="62" w:name="X088209a41b754ff9d5ec037fe2fa0f07daeb204"/>
     <w:p>
       <w:pPr>
         <w:pStyle w:val="Heading2"/>
@@ -5078,7 +5905,7 @@
         <w:t xml:space="preserve">12. 다음 단계</w:t>
       </w:r>
     </w:p>
-    <w:bookmarkStart w:id="54" w:name="사용자-수준별-다음-행동"/>
+    <w:bookmarkStart w:id="55" w:name="사용자-수준별-다음-행동"/>
     <w:p>
       <w:pPr>
         <w:pStyle w:val="Heading3"/>
@@ -5187,7 +6014,7 @@
             <w:r>
               <w:t xml:space="preserve"> </w:t>
             </w:r>
-            <w:hyperlink r:id="rId31">
+            <w:hyperlink r:id="rId32">
               <w:r>
                 <w:rPr>
                   <w:rStyle w:val="VerbatimChar"/>
@@ -5222,7 +6049,7 @@
             <w:pPr>
               <w:pStyle w:val="Compact"/>
             </w:pPr>
-            <w:hyperlink r:id="rId51">
+            <w:hyperlink r:id="rId52">
               <w:r>
                 <w:rPr>
                   <w:rStyle w:val="VerbatimChar"/>
@@ -5257,7 +6084,7 @@
             <w:pPr>
               <w:pStyle w:val="Compact"/>
             </w:pPr>
-            <w:hyperlink r:id="rId52">
+            <w:hyperlink r:id="rId53">
               <w:r>
                 <w:rPr>
                   <w:rStyle w:val="VerbatimChar"/>
@@ -5292,7 +6119,7 @@
             <w:pPr>
               <w:pStyle w:val="Compact"/>
             </w:pPr>
-            <w:hyperlink r:id="rId53">
+            <w:hyperlink r:id="rId54">
               <w:r>
                 <w:rPr>
                   <w:rStyle w:val="VerbatimChar"/>
@@ -5310,8 +6137,8 @@
         </w:tc>
       </w:tr>
     </w:tbl>
-    <w:bookmarkEnd w:id="54"/>
-    <w:bookmarkStart w:id="57" w:name="영상--데모-자료"/>
+    <w:bookmarkEnd w:id="55"/>
+    <w:bookmarkStart w:id="58" w:name="영상--데모-자료"/>
     <w:p>
       <w:pPr>
         <w:pStyle w:val="Heading3"/>
@@ -5325,7 +6152,7 @@
         <w:pStyle w:val="Compact"/>
         <w:numPr>
           <w:ilvl w:val="0"/>
-          <w:numId w:val="1004"/>
+          <w:numId w:val="1005"/>
         </w:numPr>
       </w:pPr>
       <w:r>
@@ -5334,7 +6161,7 @@
       <w:r>
         <w:t xml:space="preserve"> </w:t>
       </w:r>
-      <w:hyperlink r:id="rId55">
+      <w:hyperlink r:id="rId56">
         <w:r>
           <w:rPr>
             <w:rStyle w:val="VerbatimChar"/>
@@ -5348,7 +6175,7 @@
         <w:pStyle w:val="Compact"/>
         <w:numPr>
           <w:ilvl w:val="0"/>
-          <w:numId w:val="1004"/>
+          <w:numId w:val="1005"/>
         </w:numPr>
       </w:pPr>
       <w:r>
@@ -5357,7 +6184,7 @@
       <w:r>
         <w:t xml:space="preserve"> </w:t>
       </w:r>
-      <w:hyperlink r:id="rId56">
+      <w:hyperlink r:id="rId57">
         <w:r>
           <w:rPr>
             <w:rStyle w:val="VerbatimChar"/>
@@ -5371,15 +6198,15 @@
         <w:pStyle w:val="Compact"/>
         <w:numPr>
           <w:ilvl w:val="0"/>
-          <w:numId w:val="1004"/>
+          <w:numId w:val="1005"/>
         </w:numPr>
       </w:pPr>
       <w:r>
         <w:t xml:space="preserve">NVIDIA Inception PitchDeck: 본 가이드 작성 시 참조한 자료 (외부 자산)</w:t>
       </w:r>
     </w:p>
-    <w:bookmarkEnd w:id="57"/>
-    <w:bookmarkStart w:id="60" w:name="커뮤니티"/>
+    <w:bookmarkEnd w:id="58"/>
+    <w:bookmarkStart w:id="61" w:name="커뮤니티"/>
     <w:p>
       <w:pPr>
         <w:pStyle w:val="Heading3"/>
@@ -5393,7 +6220,7 @@
         <w:pStyle w:val="Compact"/>
         <w:numPr>
           <w:ilvl w:val="0"/>
-          <w:numId w:val="1005"/>
+          <w:numId w:val="1006"/>
         </w:numPr>
       </w:pPr>
       <w:r>
@@ -5402,7 +6229,7 @@
       <w:r>
         <w:t xml:space="preserve"> </w:t>
       </w:r>
-      <w:hyperlink r:id="rId58">
+      <w:hyperlink r:id="rId59">
         <w:r>
           <w:rPr>
             <w:rStyle w:val="Hyperlink"/>
@@ -5416,7 +6243,7 @@
         <w:pStyle w:val="Compact"/>
         <w:numPr>
           <w:ilvl w:val="0"/>
-          <w:numId w:val="1005"/>
+          <w:numId w:val="1006"/>
         </w:numPr>
       </w:pPr>
       <w:r>
@@ -5425,7 +6252,7 @@
       <w:r>
         <w:t xml:space="preserve"> </w:t>
       </w:r>
-      <w:hyperlink r:id="rId59">
+      <w:hyperlink r:id="rId60">
         <w:r>
           <w:rPr>
             <w:rStyle w:val="Hyperlink"/>
@@ -5439,7 +6266,7 @@
         <w:pStyle w:val="Compact"/>
         <w:numPr>
           <w:ilvl w:val="0"/>
-          <w:numId w:val="1005"/>
+          <w:numId w:val="1006"/>
         </w:numPr>
       </w:pPr>
       <w:r>
@@ -5462,9 +6289,9 @@
         </w:pict>
       </w:r>
     </w:p>
-    <w:bookmarkEnd w:id="60"/>
     <w:bookmarkEnd w:id="61"/>
-    <w:bookmarkStart w:id="63" w:name="X64dbff617e28fb975cfe9c0538918cc38b05986"/>
+    <w:bookmarkEnd w:id="62"/>
+    <w:bookmarkStart w:id="64" w:name="X64dbff617e28fb975cfe9c0538918cc38b05986"/>
     <w:p>
       <w:pPr>
         <w:pStyle w:val="Heading2"/>
@@ -5538,7 +6365,7 @@
       <w:r>
         <w:t xml:space="preserve"> </w:t>
       </w:r>
-      <w:hyperlink r:id="rId62">
+      <w:hyperlink r:id="rId63">
         <w:r>
           <w:rPr>
             <w:rStyle w:val="VerbatimChar"/>
@@ -5553,8 +6380,8 @@
         <w:t xml:space="preserve">의 기능별 매뉴얼을 참조하세요.</w:t>
       </w:r>
     </w:p>
-    <w:bookmarkEnd w:id="63"/>
     <w:bookmarkEnd w:id="64"/>
+    <w:bookmarkEnd w:id="65"/>
     <w:sectPr>
       <w:footnotePr>
         <w:numRestart w:val="eachSect"/>
@@ -5863,6 +6690,9 @@
     <w:abstractNumId w:val="991"/>
   </w:num>
   <w:num w:numId="1003">
+    <w:abstractNumId w:val="991"/>
+  </w:num>
+  <w:num w:numId="1004">
     <w:abstractNumId w:val="99411"/>
     <w:lvlOverride w:ilvl="0">
       <w:startOverride w:val="1"/>
@@ -5892,10 +6722,10 @@
       <w:startOverride w:val="1"/>
     </w:lvlOverride>
   </w:num>
-  <w:num w:numId="1004">
+  <w:num w:numId="1005">
     <w:abstractNumId w:val="991"/>
   </w:num>
-  <w:num w:numId="1005">
+  <w:num w:numId="1006">
     <w:abstractNumId w:val="991"/>
   </w:num>
 </w:numbering>
@@ -6563,7 +7393,6 @@
     <w:link w:val="VerbatimChar"/>
     <w:pPr>
       <w:wordWrap w:val="off"/>
-      <w:shd w:val="clear" w:fill="f8f8f8"/>
     </w:pPr>
   </w:style>
   <w:style w:type="character" w:customStyle="1" w:styleId="KeywordTok">
@@ -6571,96 +7400,85 @@
     <w:basedOn w:val="VerbatimChar"/>
     <w:rPr>
       <w:b/>
-      <w:color w:val="204a87"/>
-      <w:shd w:val="clear" w:fill="f8f8f8"/>
+      <w:color w:val="007020"/>
     </w:rPr>
   </w:style>
   <w:style w:type="character" w:customStyle="1" w:styleId="DataTypeTok">
     <w:name w:val="DataTypeTok"/>
     <w:basedOn w:val="VerbatimChar"/>
     <w:rPr>
-      <w:color w:val="204a87"/>
-      <w:shd w:val="clear" w:fill="f8f8f8"/>
+      <w:color w:val="902000"/>
     </w:rPr>
   </w:style>
   <w:style w:type="character" w:customStyle="1" w:styleId="DecValTok">
     <w:name w:val="DecValTok"/>
     <w:basedOn w:val="VerbatimChar"/>
     <w:rPr>
-      <w:color w:val="0000cf"/>
-      <w:shd w:val="clear" w:fill="f8f8f8"/>
+      <w:color w:val="40a070"/>
     </w:rPr>
   </w:style>
   <w:style w:type="character" w:customStyle="1" w:styleId="BaseNTok">
     <w:name w:val="BaseNTok"/>
     <w:basedOn w:val="VerbatimChar"/>
     <w:rPr>
-      <w:color w:val="0000cf"/>
-      <w:shd w:val="clear" w:fill="f8f8f8"/>
+      <w:color w:val="40a070"/>
     </w:rPr>
   </w:style>
   <w:style w:type="character" w:customStyle="1" w:styleId="FloatTok">
     <w:name w:val="FloatTok"/>
     <w:basedOn w:val="VerbatimChar"/>
     <w:rPr>
-      <w:color w:val="0000cf"/>
-      <w:shd w:val="clear" w:fill="f8f8f8"/>
+      <w:color w:val="40a070"/>
     </w:rPr>
   </w:style>
   <w:style w:type="character" w:customStyle="1" w:styleId="ConstantTok">
     <w:name w:val="ConstantTok"/>
     <w:basedOn w:val="VerbatimChar"/>
     <w:rPr>
-      <w:color w:val="8f5902"/>
-      <w:shd w:val="clear" w:fill="f8f8f8"/>
+      <w:color w:val="880000"/>
     </w:rPr>
   </w:style>
   <w:style w:type="character" w:customStyle="1" w:styleId="CharTok">
     <w:name w:val="CharTok"/>
     <w:basedOn w:val="VerbatimChar"/>
     <w:rPr>
-      <w:color w:val="4e9a06"/>
-      <w:shd w:val="clear" w:fill="f8f8f8"/>
+      <w:color w:val="4070a0"/>
     </w:rPr>
   </w:style>
   <w:style w:type="character" w:customStyle="1" w:styleId="SpecialCharTok">
     <w:name w:val="SpecialCharTok"/>
     <w:basedOn w:val="VerbatimChar"/>
     <w:rPr>
-      <w:b/>
-      <w:color w:val="ce5c00"/>
-      <w:shd w:val="clear" w:fill="f8f8f8"/>
+      <w:color w:val="4070a0"/>
     </w:rPr>
   </w:style>
   <w:style w:type="character" w:customStyle="1" w:styleId="StringTok">
     <w:name w:val="StringTok"/>
     <w:basedOn w:val="VerbatimChar"/>
     <w:rPr>
-      <w:color w:val="4e9a06"/>
-      <w:shd w:val="clear" w:fill="f8f8f8"/>
+      <w:color w:val="4070a0"/>
     </w:rPr>
   </w:style>
   <w:style w:type="character" w:customStyle="1" w:styleId="VerbatimStringTok">
     <w:name w:val="VerbatimStringTok"/>
     <w:basedOn w:val="VerbatimChar"/>
     <w:rPr>
-      <w:color w:val="4e9a06"/>
-      <w:shd w:val="clear" w:fill="f8f8f8"/>
+      <w:color w:val="4070a0"/>
     </w:rPr>
   </w:style>
   <w:style w:type="character" w:customStyle="1" w:styleId="SpecialStringTok">
     <w:name w:val="SpecialStringTok"/>
     <w:basedOn w:val="VerbatimChar"/>
     <w:rPr>
-      <w:color w:val="4e9a06"/>
-      <w:shd w:val="clear" w:fill="f8f8f8"/>
+      <w:color w:val="bb6688"/>
     </w:rPr>
   </w:style>
   <w:style w:type="character" w:customStyle="1" w:styleId="ImportTok">
     <w:name w:val="ImportTok"/>
     <w:basedOn w:val="VerbatimChar"/>
     <w:rPr>
-      <w:shd w:val="clear" w:fill="f8f8f8"/>
+      <w:b/>
+      <w:color w:val="008000"/>
     </w:rPr>
   </w:style>
   <w:style w:type="character" w:customStyle="1" w:styleId="CommentTok">
@@ -6668,18 +7486,15 @@
     <w:basedOn w:val="VerbatimChar"/>
     <w:rPr>
       <w:i/>
-      <w:color w:val="8f5902"/>
-      <w:shd w:val="clear" w:fill="f8f8f8"/>
+      <w:color w:val="60a0b0"/>
     </w:rPr>
   </w:style>
   <w:style w:type="character" w:customStyle="1" w:styleId="DocumentationTok">
     <w:name w:val="DocumentationTok"/>
     <w:basedOn w:val="VerbatimChar"/>
     <w:rPr>
-      <w:b/>
       <w:i/>
-      <w:color w:val="8f5902"/>
-      <w:shd w:val="clear" w:fill="f8f8f8"/>
+      <w:color w:val="ba2121"/>
     </w:rPr>
   </w:style>
   <w:style w:type="character" w:customStyle="1" w:styleId="AnnotationTok">
@@ -6688,8 +7503,7 @@
     <w:rPr>
       <w:b/>
       <w:i/>
-      <w:color w:val="8f5902"/>
-      <w:shd w:val="clear" w:fill="f8f8f8"/>
+      <w:color w:val="60a0b0"/>
     </w:rPr>
   </w:style>
   <w:style w:type="character" w:customStyle="1" w:styleId="CommentVarTok">
@@ -6698,33 +7512,28 @@
     <w:rPr>
       <w:b/>
       <w:i/>
-      <w:color w:val="8f5902"/>
-      <w:shd w:val="clear" w:fill="f8f8f8"/>
+      <w:color w:val="60a0b0"/>
     </w:rPr>
   </w:style>
   <w:style w:type="character" w:customStyle="1" w:styleId="OtherTok">
     <w:name w:val="OtherTok"/>
     <w:basedOn w:val="VerbatimChar"/>
     <w:rPr>
-      <w:color w:val="8f5902"/>
-      <w:shd w:val="clear" w:fill="f8f8f8"/>
+      <w:color w:val="007020"/>
     </w:rPr>
   </w:style>
   <w:style w:type="character" w:customStyle="1" w:styleId="FunctionTok">
     <w:name w:val="FunctionTok"/>
     <w:basedOn w:val="VerbatimChar"/>
     <w:rPr>
-      <w:b/>
-      <w:color w:val="204a87"/>
-      <w:shd w:val="clear" w:fill="f8f8f8"/>
+      <w:color w:val="06287e"/>
     </w:rPr>
   </w:style>
   <w:style w:type="character" w:customStyle="1" w:styleId="VariableTok">
     <w:name w:val="VariableTok"/>
     <w:basedOn w:val="VerbatimChar"/>
     <w:rPr>
-      <w:color w:val="000000"/>
-      <w:shd w:val="clear" w:fill="f8f8f8"/>
+      <w:color w:val="19177c"/>
     </w:rPr>
   </w:style>
   <w:style w:type="character" w:customStyle="1" w:styleId="ControlFlowTok">
@@ -6732,56 +7541,46 @@
     <w:basedOn w:val="VerbatimChar"/>
     <w:rPr>
       <w:b/>
-      <w:color w:val="204a87"/>
-      <w:shd w:val="clear" w:fill="f8f8f8"/>
+      <w:color w:val="007020"/>
     </w:rPr>
   </w:style>
   <w:style w:type="character" w:customStyle="1" w:styleId="OperatorTok">
     <w:name w:val="OperatorTok"/>
     <w:basedOn w:val="VerbatimChar"/>
     <w:rPr>
-      <w:b/>
-      <w:color w:val="ce5c00"/>
-      <w:shd w:val="clear" w:fill="f8f8f8"/>
+      <w:color w:val="666666"/>
     </w:rPr>
   </w:style>
   <w:style w:type="character" w:customStyle="1" w:styleId="BuiltInTok">
     <w:name w:val="BuiltInTok"/>
     <w:basedOn w:val="VerbatimChar"/>
     <w:rPr>
-      <w:shd w:val="clear" w:fill="f8f8f8"/>
+      <w:color w:val="008000"/>
     </w:rPr>
   </w:style>
   <w:style w:type="character" w:customStyle="1" w:styleId="ExtensionTok">
     <w:name w:val="ExtensionTok"/>
     <w:basedOn w:val="VerbatimChar"/>
-    <w:rPr>
-      <w:shd w:val="clear" w:fill="f8f8f8"/>
-    </w:rPr>
+    <w:rPr/>
   </w:style>
   <w:style w:type="character" w:customStyle="1" w:styleId="PreprocessorTok">
     <w:name w:val="PreprocessorTok"/>
     <w:basedOn w:val="VerbatimChar"/>
     <w:rPr>
-      <w:i/>
-      <w:color w:val="8f5902"/>
-      <w:shd w:val="clear" w:fill="f8f8f8"/>
+      <w:color w:val="bc7a00"/>
     </w:rPr>
   </w:style>
   <w:style w:type="character" w:customStyle="1" w:styleId="AttributeTok">
     <w:name w:val="AttributeTok"/>
     <w:basedOn w:val="VerbatimChar"/>
     <w:rPr>
-      <w:color w:val="204a87"/>
-      <w:shd w:val="clear" w:fill="f8f8f8"/>
+      <w:color w:val="7d9029"/>
     </w:rPr>
   </w:style>
   <w:style w:type="character" w:customStyle="1" w:styleId="RegionMarkerTok">
     <w:name w:val="RegionMarkerTok"/>
     <w:basedOn w:val="VerbatimChar"/>
-    <w:rPr>
-      <w:shd w:val="clear" w:fill="f8f8f8"/>
-    </w:rPr>
+    <w:rPr/>
   </w:style>
   <w:style w:type="character" w:customStyle="1" w:styleId="InformationTok">
     <w:name w:val="InformationTok"/>
@@ -6789,8 +7588,7 @@
     <w:rPr>
       <w:b/>
       <w:i/>
-      <w:color w:val="8f5902"/>
-      <w:shd w:val="clear" w:fill="f8f8f8"/>
+      <w:color w:val="60a0b0"/>
     </w:rPr>
   </w:style>
   <w:style w:type="character" w:customStyle="1" w:styleId="WarningTok">
@@ -6799,16 +7597,15 @@
     <w:rPr>
       <w:b/>
       <w:i/>
-      <w:color w:val="8f5902"/>
-      <w:shd w:val="clear" w:fill="f8f8f8"/>
+      <w:color w:val="60a0b0"/>
     </w:rPr>
   </w:style>
   <w:style w:type="character" w:customStyle="1" w:styleId="AlertTok">
     <w:name w:val="AlertTok"/>
     <w:basedOn w:val="VerbatimChar"/>
     <w:rPr>
-      <w:color w:val="ef2929"/>
-      <w:shd w:val="clear" w:fill="f8f8f8"/>
+      <w:b/>
+      <w:color w:val="ff0000"/>
     </w:rPr>
   </w:style>
   <w:style w:type="character" w:customStyle="1" w:styleId="ErrorTok">
@@ -6816,16 +7613,13 @@
     <w:basedOn w:val="VerbatimChar"/>
     <w:rPr>
       <w:b/>
-      <w:color w:val="a40000"/>
-      <w:shd w:val="clear" w:fill="f8f8f8"/>
+      <w:color w:val="ff0000"/>
     </w:rPr>
   </w:style>
   <w:style w:type="character" w:customStyle="1" w:styleId="NormalTok">
     <w:name w:val="NormalTok"/>
     <w:basedOn w:val="VerbatimChar"/>
-    <w:rPr>
-      <w:shd w:val="clear" w:fill="f8f8f8"/>
-    </w:rPr>
+    <w:rPr/>
   </w:style>
 </w:styles>
 </file>
